--- a/competition/submission/Nurlanuly_Dulat_EraSeMap_Annotatsiya_RU_EN.docx
+++ b/competition/submission/Nurlanuly_Dulat_EraSeMap_Annotatsiya_RU_EN.docx
@@ -122,7 +122,7 @@
         <w:pStyle w:val="Heading1"/>
       </w:pPr>
       <w:r>
-        <w:t>Аннотация (179 слов)</w:t>
+        <w:t>Аннотация (190 слов)</w:t>
       </w:r>
     </w:p>
     <w:p>
@@ -135,7 +135,7 @@
           <w:b w:val="0"/>
           <w:i w:val="0"/>
         </w:rPr>
-        <w:t>Команда удаления основной записи не гарантирует, что персональные данные перестали использоваться. Копии могут сохраняться в кэше, индексе, реплике, экспорте или резервной копии; производные — в биометрическом шаблоне и векторе; влияние — в обученной модели. В работе представлен EraSeMap — один алгоритм из трёх стадий. FIND находит зарегистрированные и ограниченно скрытые пути. ERASE выбирает минимальный достаточный набор физических действий и machine unlearning. PROVE выполняет временной повтор операций и разрешает сертификат только после прохождения всех обязательных каналов. В frozen transfer на 60 случаях EraSeMap дал 0 ложных COMPLETE против 5 у полного typed-аудита и 45 у native service status. Активный поиск recovery-графа потребовал 7 проб против 13 у случайной стратегии и 49 у полного перебора. В 20 парных опытах с реальными локальными процессами targeted plan был в 17,64 раза быстрее rebuild-all и записал на 94,62% меньше байтов. Временная проверка обнаружила 30 из 30 латентных рисков и после controls дала 0 из 30 возвратов. Быстрые unlearning-кандидаты на Qwen2.5-1.5B не прошли все заранее зафиксированные пороги, поэтому точное переобучение сохранено как безопасный вариант. Результаты ограничены зарегистрированными топологиями и переходами; промышленное внедрение и независимый скрытый эксперимент не заявляются.</w:t>
+        <w:t>Команда удаления основной записи не гарантирует, что персональные данные перестали использоваться. Копии могут сохраняться в кэше, индексе, реплике, экспорте или резервной копии; производные — в биометрическом шаблоне и векторе; влияние — в обученной модели. Я разработал EraSeMap — один алгоритм из трёх стадий. FIND находит известные и ограниченно неочевидные пути. ERASE выбирает минимальный достаточный набор физических действий и удаление влияния из модели (machine unlearning). PROVE повторяет будущие операции и разрешает сертификат только после прохождения всех обязательных проверок. В заранее зафиксированной проверке переноса на 60 случаях EraSeMap дал 0 ложных COMPLETE против 5 у полного аудита узлов и 45 у обычного статуса сервиса. Активный поиск ограниченного графа восстановления потребовал 7 проб против 13 у случайной стратегии и 49 у полного перебора. В 20 парных опытах с реальными локальными процессами выбранный план был в 17,64 раза быстрее полной пересборки и записал на 94,62% меньше байтов. Временная проверка обнаружила 30 из 30 скрытых рисков и после контрольных действий дала 0 из 30 возвратов. Быстрые методы удаления влияния из Qwen2.5-1.5B не прошли все заранее заданные пороги, поэтому полное переобучение оставлено безопасным запасным вариантом. Результаты ограничены зарегистрированными топологиями и переходами; промышленное внедрение и независимая скрытая проверка не заявляются.</w:t>
       </w:r>
     </w:p>
     <w:p>
@@ -161,7 +161,7 @@
         <w:pStyle w:val="Heading1"/>
       </w:pPr>
       <w:r>
-        <w:t>Abstract (190 words)</w:t>
+        <w:t>Abstract (203 words)</w:t>
       </w:r>
     </w:p>
     <w:p>
@@ -174,7 +174,7 @@
           <w:b w:val="0"/>
           <w:i w:val="0"/>
         </w:rPr>
-        <w:t>Deleting a primary record does not prove that personal data can no longer be used. Copies may remain in caches, indexes, replicas, exports, or backups; derivatives may remain as biometric templates and vectors; learned influence may remain in a trained model. This work presents EraSeMap, one algorithm with three stages. FIND locates registered and bounded-hidden paths. ERASE selects a minimum sufficient set of physical actions and machine unlearning. PROVE performs temporal replay and permits a certificate only after every mandatory channel passes. In a frozen 60-case transfer, EraSeMap produced 0 false COMPLETE decisions versus 5 for full typed audit and 45 for native service status. Active recovery-graph search used 7 probes versus 13 for random testing and 49 for exhaustive testing. In 20 paired real-process trials, targeted erasure was 17.64 times faster and wrote 94.62% fewer bytes than rebuild-all. Temporal verification detected 30 of 30 latent risks and produced 0 of 30 post-control recurrences. Fast unlearning candidates on Qwen2.5-1.5B failed all preregistered gates jointly, so exact retraining remains the safe fallback. Results are bounded to registered topology and transition envelopes; production deployment and an independent hidden result are not claimed.</w:t>
+        <w:t>Deleting a primary record does not prove that personal data can no longer be used. Copies may remain in caches, indexes, replicas, exports, or backups; derivatives may remain as biometric templates and vectors; learned influence may remain in a trained model. I developed EraSeMap as one algorithm with three stages. FIND locates known and bounded, non-obvious paths. ERASE selects a minimum sufficient set of physical actions and removes learned influence from the model (machine unlearning). PROVE repeats future operations and permits a certificate only after every required check passes. In a pre-registered 60-case transfer, EraSeMap produced 0 false COMPLETE decisions versus 5 for a full node audit and 45 for the service's ordinary status. Active recovery-graph search used 7 probes versus 13 for random testing and 49 for exhaustive testing. In 20 paired real-process trials, the selected plan was 17.64 times faster and wrote 94.62% fewer bytes than rebuilding everything. Temporal verification detected 30 of 30 latent risks and produced 0 of 30 post-control recurrences. Fast unlearning candidates on Qwen2.5-1.5B failed all required thresholds together, so full retraining from scratch remains the safe fallback. Results are limited to registered topology and listed transitions; production deployment and an independent hidden result are not claimed.</w:t>
       </w:r>
     </w:p>
     <w:p>

--- a/competition/submission/Nurlanuly_Dulat_EraSeMap_Annotatsiya_RU_EN.docx
+++ b/competition/submission/Nurlanuly_Dulat_EraSeMap_Annotatsiya_RU_EN.docx
@@ -11,7 +11,7 @@
         <w:rPr>
           <w:rFonts w:ascii="PT Sans" w:hAnsi="PT Sans" w:eastAsia="PT Sans" w:cs="PT Sans"/>
           <w:b/>
-          <w:color w:val="2E6388"/>
+          <w:color w:val="2C6F63"/>
           <w:sz w:val="22"/>
         </w:rPr>
         <w:t>АННОТАЦИЯ / ABSTRACT</w:t>
@@ -26,7 +26,7 @@
         <w:rPr>
           <w:rFonts w:ascii="PT Sans" w:hAnsi="PT Sans" w:eastAsia="PT Sans" w:cs="PT Sans"/>
           <w:b/>
-          <w:color w:val="173B57"/>
+          <w:color w:val="173F38"/>
           <w:sz w:val="36"/>
         </w:rPr>
         <w:t>EraSeMap: проверяемое удаление персональных данных из распределённых систем и моделей машинного обучения</w:t>
@@ -40,7 +40,7 @@
       <w:r>
         <w:rPr>
           <w:rFonts w:ascii="PT Sans" w:hAnsi="PT Sans" w:eastAsia="PT Sans" w:cs="PT Sans"/>
-          <w:color w:val="64748B"/>
+          <w:color w:val="5B7069"/>
           <w:sz w:val="19"/>
         </w:rPr>
         <w:t>Автор: Нұрланұлы Дулат, 9 «Б» класс</w:t>
@@ -54,7 +54,7 @@
       <w:r>
         <w:rPr>
           <w:rFonts w:ascii="PT Sans" w:hAnsi="PT Sans" w:eastAsia="PT Sans" w:cs="PT Sans"/>
-          <w:color w:val="64748B"/>
+          <w:color w:val="5B7069"/>
           <w:sz w:val="19"/>
         </w:rPr>
         <w:t>Организация: КГУ «Специализированный лицей-интернат „Білім-инновация“» Управления образования города Алматы</w:t>
@@ -68,7 +68,7 @@
       <w:r>
         <w:rPr>
           <w:rFonts w:ascii="PT Sans" w:hAnsi="PT Sans" w:eastAsia="PT Sans" w:cs="PT Sans"/>
-          <w:color w:val="64748B"/>
+          <w:color w:val="5B7069"/>
           <w:sz w:val="19"/>
         </w:rPr>
         <w:t>Направление II — математическое моделирование экономических и социальных процессов</w:t>
@@ -82,7 +82,7 @@
       <w:r>
         <w:rPr>
           <w:rFonts w:ascii="PT Sans" w:hAnsi="PT Sans" w:eastAsia="PT Sans" w:cs="PT Sans"/>
-          <w:color w:val="64748B"/>
+          <w:color w:val="5B7069"/>
           <w:sz w:val="19"/>
         </w:rPr>
         <w:t>Секция: информатика</w:t>
@@ -96,7 +96,7 @@
       <w:r>
         <w:rPr>
           <w:rFonts w:ascii="PT Sans" w:hAnsi="PT Sans" w:eastAsia="PT Sans" w:cs="PT Sans"/>
-          <w:color w:val="64748B"/>
+          <w:color w:val="5B7069"/>
           <w:sz w:val="19"/>
         </w:rPr>
         <w:t>Научный руководитель: Смағұл Ерзат Айдынұлы, учитель информатики</w:t>
@@ -110,7 +110,7 @@
       <w:r>
         <w:rPr>
           <w:rFonts w:ascii="PT Sans" w:hAnsi="PT Sans" w:eastAsia="PT Sans" w:cs="PT Sans"/>
-          <w:color w:val="64748B"/>
+          <w:color w:val="5B7069"/>
           <w:sz w:val="19"/>
         </w:rPr>
         <w:t>Алматы, 2026</w:t>
@@ -218,7 +218,7 @@
     <w:r>
       <w:rPr>
         <w:rFonts w:ascii="PT Sans" w:hAnsi="PT Sans" w:eastAsia="PT Sans" w:cs="PT Sans"/>
-        <w:color w:val="64748B"/>
+        <w:color w:val="5B7069"/>
         <w:sz w:val="18"/>
       </w:rPr>
       <w:fldChar w:fldCharType="begin"/>
@@ -240,7 +240,7 @@
       <w:rPr>
         <w:rFonts w:ascii="PT Sans" w:hAnsi="PT Sans" w:eastAsia="PT Sans" w:cs="PT Sans"/>
         <w:b/>
-        <w:color w:val="64748B"/>
+        <w:color w:val="5B7069"/>
         <w:sz w:val="18"/>
       </w:rPr>
       <w:t>EraSeMap | Научная работа</w:t>
@@ -618,7 +618,7 @@
     </w:pPr>
     <w:rPr>
       <w:rFonts w:ascii="PT Serif" w:hAnsi="PT Serif" w:eastAsia="PT Serif" w:cs="PT Serif"/>
-      <w:color w:val="1F2933"/>
+      <w:color w:val="173F38"/>
       <w:sz w:val="22"/>
     </w:rPr>
   </w:style>
@@ -684,7 +684,7 @@
       <w:rFonts w:asciiTheme="majorHAnsi" w:eastAsiaTheme="majorEastAsia" w:hAnsiTheme="majorHAnsi" w:cstheme="majorBidi" w:ascii="PT Sans" w:hAnsi="PT Sans" w:eastAsia="PT Sans" w:cs="PT Sans"/>
       <w:b/>
       <w:bCs/>
-      <w:color w:val="173B57"/>
+      <w:color w:val="173F38"/>
       <w:sz w:val="32"/>
       <w:szCs w:val="28"/>
     </w:rPr>
@@ -708,7 +708,7 @@
       <w:rFonts w:asciiTheme="majorHAnsi" w:eastAsiaTheme="majorEastAsia" w:hAnsiTheme="majorHAnsi" w:cstheme="majorBidi" w:ascii="PT Sans" w:hAnsi="PT Sans" w:eastAsia="PT Sans" w:cs="PT Sans"/>
       <w:b/>
       <w:bCs/>
-      <w:color w:val="2E6388"/>
+      <w:color w:val="2C6F63"/>
       <w:sz w:val="26"/>
       <w:szCs w:val="26"/>
     </w:rPr>
@@ -732,7 +732,7 @@
       <w:rFonts w:asciiTheme="majorHAnsi" w:eastAsiaTheme="majorEastAsia" w:hAnsiTheme="majorHAnsi" w:cstheme="majorBidi" w:ascii="PT Sans" w:hAnsi="PT Sans" w:eastAsia="PT Sans" w:cs="PT Sans"/>
       <w:b/>
       <w:bCs/>
-      <w:color w:val="173B57"/>
+      <w:color w:val="173F38"/>
       <w:sz w:val="24"/>
     </w:rPr>
   </w:style>
@@ -12338,7 +12338,7 @@
     <w:rPr>
       <w:rFonts w:ascii="PT Sans" w:hAnsi="PT Sans" w:eastAsia="PT Sans" w:cs="PT Sans"/>
       <w:i/>
-      <w:color w:val="64748B"/>
+      <w:color w:val="5B7069"/>
       <w:sz w:val="18"/>
     </w:rPr>
   </w:style>
@@ -12351,7 +12351,7 @@
     <w:rPr>
       <w:rFonts w:ascii="PT Serif" w:hAnsi="PT Serif" w:eastAsia="PT Serif" w:cs="PT Serif"/>
       <w:i/>
-      <w:color w:val="173B57"/>
+      <w:color w:val="173F38"/>
       <w:sz w:val="22"/>
     </w:rPr>
   </w:style>

--- a/competition/submission/Nurlanuly_Dulat_EraSeMap_Annotatsiya_RU_EN.docx
+++ b/competition/submission/Nurlanuly_Dulat_EraSeMap_Annotatsiya_RU_EN.docx
@@ -120,13 +120,15 @@
     <w:p>
       <w:pPr>
         <w:pStyle w:val="Heading1"/>
+        <w:keepNext/>
       </w:pPr>
       <w:r>
-        <w:t>Аннотация (190 слов)</w:t>
+        <w:t>Аннотация (189 слов)</w:t>
       </w:r>
     </w:p>
     <w:p>
       <w:pPr>
+        <w:keepLines/>
         <w:widowControl/>
       </w:pPr>
       <w:r>
@@ -135,7 +137,7 @@
           <w:b w:val="0"/>
           <w:i w:val="0"/>
         </w:rPr>
-        <w:t>Команда удаления основной записи не гарантирует, что персональные данные перестали использоваться. Копии могут сохраняться в кэше, индексе, реплике, экспорте или резервной копии; производные — в биометрическом шаблоне и векторе; влияние — в обученной модели. Я разработал EraSeMap — один алгоритм из трёх стадий. FIND находит известные и ограниченно неочевидные пути. ERASE выбирает минимальный достаточный набор физических действий и удаление влияния из модели (machine unlearning). PROVE повторяет будущие операции и разрешает сертификат только после прохождения всех обязательных проверок. В заранее зафиксированной проверке переноса на 60 случаях EraSeMap дал 0 ложных COMPLETE против 5 у полного аудита узлов и 45 у обычного статуса сервиса. Активный поиск ограниченного графа восстановления потребовал 7 проб против 13 у случайной стратегии и 49 у полного перебора. В 20 парных опытах с реальными локальными процессами выбранный план был в 17,64 раза быстрее полной пересборки и записал на 94,62% меньше байтов. Временная проверка обнаружила 30 из 30 скрытых рисков и после контрольных действий дала 0 из 30 возвратов. Быстрые методы удаления влияния из Qwen2.5-1.5B не прошли все заранее заданные пороги, поэтому полное переобучение оставлено безопасным запасным вариантом. Результаты ограничены зарегистрированными топологиями и переходами; промышленное внедрение и независимая скрытая проверка не заявляются.</w:t>
+        <w:t>Удаление основной записи не гарантирует, что персональные данные перестали использоваться. Копии могут сохраняться в кэше, индексе, реплике, экспорте или резервной копии; производные — в биометрическом шаблоне и векторе; влияние — в обученной модели. Я разработал EraSeMap — один алгоритм из трёх стадий. FIND находит известные и ограниченно неочевидные пути. ERASE выбирает минимальный достаточный набор физических действий и удаление влияния из модели (machine unlearning). PROVE повторяет будущие операции и разрешает сертификат только после прохождения всех обязательных проверок. В заранее зафиксированной проверке переноса на 60 случаях EraSeMap дал 0 ложных COMPLETE против 5 у полного аудита узлов и 45 у обычного статуса сервиса. Активный поиск ограниченного графа восстановления потребовал 7 проб против 13 у случайной стратегии и 49 у полного перебора. В 20 парных опытах с реальными локальными процессами выбранный план был в 17,64 раза быстрее полной пересборки и записал на 94,62% меньше байтов. Временная проверка обнаружила 30 из 30 скрытых рисков и после контрольных действий дала 0 из 30 возвратов. Быстрые методы удаления влияния из Qwen2.5-1.5B не прошли все заранее заданные пороги, поэтому полное переобучение оставлено безопасным запасным вариантом. Результаты ограничены зарегистрированными топологиями и переходами; промышленное внедрение и независимая скрытая проверка не заявляются.</w:t>
       </w:r>
     </w:p>
     <w:p>
@@ -159,6 +161,7 @@
     <w:p>
       <w:pPr>
         <w:pStyle w:val="Heading1"/>
+        <w:keepNext/>
       </w:pPr>
       <w:r>
         <w:t>Abstract (203 words)</w:t>
@@ -166,6 +169,7 @@
     </w:p>
     <w:p>
       <w:pPr>
+        <w:keepLines/>
         <w:widowControl/>
       </w:pPr>
       <w:r>
